--- a/Documentos/Practica 29 de Septiembre.docx
+++ b/Documentos/Practica 29 de Septiembre.docx
@@ -2,7 +2,561 @@
 <file path=word/document.xml><?xml version="1.0" encoding="utf-8"?>
 <w:document xmlns:wpc="http://schemas.microsoft.com/office/word/2010/wordprocessingCanvas" xmlns:cx="http://schemas.microsoft.com/office/drawing/2014/chartex" xmlns:cx1="http://schemas.microsoft.com/office/drawing/2015/9/8/chartex" xmlns:cx2="http://schemas.microsoft.com/office/drawing/2015/10/21/chartex" xmlns:cx3="http://schemas.microsoft.com/office/drawing/2016/5/9/chartex" xmlns:cx4="http://schemas.microsoft.com/office/drawing/2016/5/10/chartex" xmlns:cx5="http://schemas.microsoft.com/office/drawing/2016/5/11/chartex" xmlns:cx6="http://schemas.microsoft.com/office/drawing/2016/5/12/chartex" xmlns:cx7="http://schemas.microsoft.com/office/drawing/2016/5/13/chartex" xmlns:cx8="http://schemas.microsoft.com/office/drawing/2016/5/14/chartex" xmlns:mc="http://schemas.openxmlformats.org/markup-compatibility/2006" xmlns:aink="http://schemas.microsoft.com/office/drawing/2016/ink" xmlns:am3d="http://schemas.microsoft.com/office/drawing/2017/model3d" xmlns:o="urn:schemas-microsoft-com:office:office" xmlns:oel="http://schemas.microsoft.com/office/2019/extlst" xmlns:r="http://schemas.openxmlformats.org/officeDocument/2006/relationships" xmlns:m="http://schemas.openxmlformats.org/officeDocument/2006/math" xmlns:v="urn:schemas-microsoft-com:vml" xmlns:wp14="http://schemas.microsoft.com/office/word/2010/wordprocessingDrawing" xmlns:wp="http://schemas.openxmlformats.org/drawingml/2006/wordprocessingDrawing" xmlns:w10="urn:schemas-microsoft-com:office:word" xmlns:w="http://schemas.openxmlformats.org/wordprocessingml/2006/main" xmlns:w14="http://schemas.microsoft.com/office/word/2010/wordml" xmlns:w15="http://schemas.microsoft.com/office/word/2012/wordml" xmlns:w16cex="http://schemas.microsoft.com/office/word/2018/wordml/cex" xmlns:w16cid="http://schemas.microsoft.com/office/word/2016/wordml/cid" xmlns:w16="http://schemas.microsoft.com/office/word/2018/wordml" xmlns:w16du="http://schemas.microsoft.com/office/word/2023/wordml/word16du" xmlns:w16sdtdh="http://schemas.microsoft.com/office/word/2020/wordml/sdtdatahash" xmlns:w16sdtfl="http://schemas.microsoft.com/office/word/2024/wordml/sdtformatlock" xmlns:w16se="http://schemas.microsoft.com/office/word/2015/wordml/symex" xmlns:wpg="http://schemas.microsoft.com/office/word/2010/wordprocessingGroup" xmlns:wpi="http://schemas.microsoft.com/office/word/2010/wordprocessingInk" xmlns:wne="http://schemas.microsoft.com/office/word/2006/wordml" xmlns:wps="http://schemas.microsoft.com/office/word/2010/wordprocessingShape" mc:Ignorable="w14 w15 w16se w16cid w16 w16cex w16sdtdh w16sdtfl w16du wp14">
   <w:body>
-    <w:p/>
+    <w:p>
+      <w:pPr>
+        <w:pStyle w:val="Prrafodelista"/>
+        <w:numPr>
+          <w:ilvl w:val="0"/>
+          <w:numId w:val="1"/>
+        </w:numPr>
+        <w:rPr>
+          <w:rFonts w:ascii="Arial" w:hAnsi="Arial" w:cs="Arial"/>
+          <w:sz w:val="24"/>
+          <w:szCs w:val="24"/>
+        </w:rPr>
+      </w:pPr>
+      <w:r>
+        <w:rPr>
+          <w:rFonts w:ascii="Arial" w:hAnsi="Arial" w:cs="Arial"/>
+          <w:sz w:val="24"/>
+          <w:szCs w:val="24"/>
+        </w:rPr>
+        <w:t>Identificación de Pares: Enumera tres claves (</w:t>
+      </w:r>
+      <w:proofErr w:type="spellStart"/>
+      <w:r>
+        <w:rPr>
+          <w:rFonts w:ascii="Arial" w:hAnsi="Arial" w:cs="Arial"/>
+          <w:sz w:val="24"/>
+          <w:szCs w:val="24"/>
+        </w:rPr>
+        <w:t>keys</w:t>
+      </w:r>
+      <w:proofErr w:type="spellEnd"/>
+      <w:r>
+        <w:rPr>
+          <w:rFonts w:ascii="Arial" w:hAnsi="Arial" w:cs="Arial"/>
+          <w:sz w:val="24"/>
+          <w:szCs w:val="24"/>
+        </w:rPr>
+        <w:t>) presentes en el nivel superior del objeto JSON.</w:t>
+      </w:r>
+    </w:p>
+    <w:p>
+      <w:pPr>
+        <w:rPr>
+          <w:rFonts w:ascii="Arial" w:hAnsi="Arial" w:cs="Arial"/>
+          <w:sz w:val="24"/>
+          <w:szCs w:val="24"/>
+          <w:lang w:val="en-US"/>
+        </w:rPr>
+      </w:pPr>
+      <w:r>
+        <w:rPr>
+          <w:rFonts w:ascii="Arial" w:hAnsi="Arial" w:cs="Arial"/>
+          <w:sz w:val="24"/>
+          <w:szCs w:val="24"/>
+          <w:lang w:val="en-US"/>
+        </w:rPr>
+        <w:t xml:space="preserve">hostname, </w:t>
+      </w:r>
+      <w:proofErr w:type="spellStart"/>
+      <w:r>
+        <w:rPr>
+          <w:rFonts w:ascii="Arial" w:hAnsi="Arial" w:cs="Arial"/>
+          <w:sz w:val="24"/>
+          <w:szCs w:val="24"/>
+          <w:lang w:val="en-US"/>
+        </w:rPr>
+        <w:t>uptime_days</w:t>
+      </w:r>
+      <w:proofErr w:type="spellEnd"/>
+      <w:r>
+        <w:rPr>
+          <w:rFonts w:ascii="Arial" w:hAnsi="Arial" w:cs="Arial"/>
+          <w:sz w:val="24"/>
+          <w:szCs w:val="24"/>
+          <w:lang w:val="en-US"/>
+        </w:rPr>
+        <w:t xml:space="preserve"> y </w:t>
+      </w:r>
+      <w:proofErr w:type="spellStart"/>
+      <w:r>
+        <w:rPr>
+          <w:rFonts w:ascii="Arial" w:hAnsi="Arial" w:cs="Arial"/>
+          <w:sz w:val="24"/>
+          <w:szCs w:val="24"/>
+          <w:lang w:val="en-US"/>
+        </w:rPr>
+        <w:t>managed_by_apic</w:t>
+      </w:r>
+      <w:proofErr w:type="spellEnd"/>
+    </w:p>
+    <w:p>
+      <w:pPr>
+        <w:pStyle w:val="Prrafodelista"/>
+        <w:numPr>
+          <w:ilvl w:val="0"/>
+          <w:numId w:val="1"/>
+        </w:numPr>
+        <w:rPr>
+          <w:rFonts w:ascii="Arial" w:hAnsi="Arial" w:cs="Arial"/>
+          <w:sz w:val="24"/>
+          <w:szCs w:val="24"/>
+        </w:rPr>
+      </w:pPr>
+      <w:r>
+        <w:rPr>
+          <w:rFonts w:ascii="Arial" w:hAnsi="Arial" w:cs="Arial"/>
+          <w:sz w:val="24"/>
+          <w:szCs w:val="24"/>
+        </w:rPr>
+        <w:t xml:space="preserve">Tipos de Datos: Identifica un ejemplo de cada uno de los siguientes tipos en el código: String, Number, </w:t>
+      </w:r>
+      <w:proofErr w:type="spellStart"/>
+      <w:r>
+        <w:rPr>
+          <w:rFonts w:ascii="Arial" w:hAnsi="Arial" w:cs="Arial"/>
+          <w:sz w:val="24"/>
+          <w:szCs w:val="24"/>
+        </w:rPr>
+        <w:t>Boolean</w:t>
+      </w:r>
+      <w:proofErr w:type="spellEnd"/>
+      <w:r>
+        <w:rPr>
+          <w:rFonts w:ascii="Arial" w:hAnsi="Arial" w:cs="Arial"/>
+          <w:sz w:val="24"/>
+          <w:szCs w:val="24"/>
+        </w:rPr>
+        <w:t xml:space="preserve"> y Null</w:t>
+      </w:r>
+    </w:p>
+    <w:p>
+      <w:pPr>
+        <w:pStyle w:val="Prrafodelista"/>
+        <w:rPr>
+          <w:rFonts w:ascii="Arial" w:hAnsi="Arial" w:cs="Arial"/>
+          <w:sz w:val="24"/>
+          <w:szCs w:val="24"/>
+        </w:rPr>
+      </w:pPr>
+    </w:p>
+    <w:p>
+      <w:pPr>
+        <w:rPr>
+          <w:rFonts w:ascii="Arial" w:hAnsi="Arial" w:cs="Arial"/>
+          <w:sz w:val="24"/>
+          <w:szCs w:val="24"/>
+        </w:rPr>
+      </w:pPr>
+      <w:r>
+        <w:rPr>
+          <w:rFonts w:ascii="Arial" w:hAnsi="Arial" w:cs="Arial"/>
+          <w:b/>
+          <w:bCs/>
+          <w:sz w:val="24"/>
+          <w:szCs w:val="24"/>
+        </w:rPr>
+        <w:t>String:</w:t>
+      </w:r>
+      <w:r>
+        <w:rPr>
+          <w:rFonts w:ascii="Arial" w:hAnsi="Arial" w:cs="Arial"/>
+          <w:sz w:val="24"/>
+          <w:szCs w:val="24"/>
+        </w:rPr>
+        <w:t xml:space="preserve"> "</w:t>
+      </w:r>
+      <w:proofErr w:type="spellStart"/>
+      <w:r>
+        <w:rPr>
+          <w:rFonts w:ascii="Arial" w:hAnsi="Arial" w:cs="Arial"/>
+          <w:sz w:val="24"/>
+          <w:szCs w:val="24"/>
+        </w:rPr>
+        <w:t>hostname</w:t>
+      </w:r>
+      <w:proofErr w:type="spellEnd"/>
+      <w:r>
+        <w:rPr>
+          <w:rFonts w:ascii="Arial" w:hAnsi="Arial" w:cs="Arial"/>
+          <w:sz w:val="24"/>
+          <w:szCs w:val="24"/>
+        </w:rPr>
+        <w:t>": "R1-Core"</w:t>
+      </w:r>
+    </w:p>
+    <w:p>
+      <w:pPr>
+        <w:rPr>
+          <w:rFonts w:ascii="Arial" w:hAnsi="Arial" w:cs="Arial"/>
+          <w:sz w:val="24"/>
+          <w:szCs w:val="24"/>
+        </w:rPr>
+      </w:pPr>
+      <w:r>
+        <w:rPr>
+          <w:rFonts w:ascii="Arial" w:hAnsi="Arial" w:cs="Arial"/>
+          <w:b/>
+          <w:bCs/>
+          <w:sz w:val="24"/>
+          <w:szCs w:val="24"/>
+        </w:rPr>
+        <w:t>Number:</w:t>
+      </w:r>
+      <w:r>
+        <w:rPr>
+          <w:rFonts w:ascii="Arial" w:hAnsi="Arial" w:cs="Arial"/>
+          <w:sz w:val="24"/>
+          <w:szCs w:val="24"/>
+        </w:rPr>
+        <w:t xml:space="preserve"> "</w:t>
+      </w:r>
+      <w:proofErr w:type="spellStart"/>
+      <w:r>
+        <w:rPr>
+          <w:rFonts w:ascii="Arial" w:hAnsi="Arial" w:cs="Arial"/>
+          <w:sz w:val="24"/>
+          <w:szCs w:val="24"/>
+        </w:rPr>
+        <w:t>uptime_days</w:t>
+      </w:r>
+      <w:proofErr w:type="spellEnd"/>
+      <w:r>
+        <w:rPr>
+          <w:rFonts w:ascii="Arial" w:hAnsi="Arial" w:cs="Arial"/>
+          <w:sz w:val="24"/>
+          <w:szCs w:val="24"/>
+        </w:rPr>
+        <w:t>": 45</w:t>
+      </w:r>
+    </w:p>
+    <w:p>
+      <w:pPr>
+        <w:rPr>
+          <w:rFonts w:ascii="Arial" w:hAnsi="Arial" w:cs="Arial"/>
+          <w:sz w:val="24"/>
+          <w:szCs w:val="24"/>
+        </w:rPr>
+      </w:pPr>
+      <w:proofErr w:type="spellStart"/>
+      <w:r>
+        <w:rPr>
+          <w:rFonts w:ascii="Arial" w:hAnsi="Arial" w:cs="Arial"/>
+          <w:b/>
+          <w:bCs/>
+          <w:sz w:val="24"/>
+          <w:szCs w:val="24"/>
+        </w:rPr>
+        <w:t>Boolean</w:t>
+      </w:r>
+      <w:proofErr w:type="spellEnd"/>
+      <w:r>
+        <w:rPr>
+          <w:rFonts w:ascii="Arial" w:hAnsi="Arial" w:cs="Arial"/>
+          <w:b/>
+          <w:bCs/>
+          <w:sz w:val="24"/>
+          <w:szCs w:val="24"/>
+        </w:rPr>
+        <w:t>:</w:t>
+      </w:r>
+      <w:r>
+        <w:rPr>
+          <w:rFonts w:ascii="Arial" w:hAnsi="Arial" w:cs="Arial"/>
+          <w:sz w:val="24"/>
+          <w:szCs w:val="24"/>
+        </w:rPr>
+        <w:t xml:space="preserve"> "</w:t>
+      </w:r>
+      <w:proofErr w:type="spellStart"/>
+      <w:r>
+        <w:rPr>
+          <w:rFonts w:ascii="Arial" w:hAnsi="Arial" w:cs="Arial"/>
+          <w:sz w:val="24"/>
+          <w:szCs w:val="24"/>
+        </w:rPr>
+        <w:t>managed_by_apic</w:t>
+      </w:r>
+      <w:proofErr w:type="spellEnd"/>
+      <w:r>
+        <w:rPr>
+          <w:rFonts w:ascii="Arial" w:hAnsi="Arial" w:cs="Arial"/>
+          <w:sz w:val="24"/>
+          <w:szCs w:val="24"/>
+        </w:rPr>
+        <w:t>": true</w:t>
+      </w:r>
+    </w:p>
+    <w:p>
+      <w:pPr>
+        <w:rPr>
+          <w:rFonts w:ascii="Arial" w:hAnsi="Arial" w:cs="Arial"/>
+          <w:sz w:val="24"/>
+          <w:szCs w:val="24"/>
+        </w:rPr>
+      </w:pPr>
+      <w:r>
+        <w:rPr>
+          <w:rFonts w:ascii="Arial" w:hAnsi="Arial" w:cs="Arial"/>
+          <w:b/>
+          <w:bCs/>
+          <w:sz w:val="24"/>
+          <w:szCs w:val="24"/>
+        </w:rPr>
+        <w:t>Null:</w:t>
+      </w:r>
+      <w:r>
+        <w:rPr>
+          <w:rFonts w:ascii="Arial" w:hAnsi="Arial" w:cs="Arial"/>
+          <w:sz w:val="24"/>
+          <w:szCs w:val="24"/>
+        </w:rPr>
+        <w:t xml:space="preserve"> "</w:t>
+      </w:r>
+      <w:proofErr w:type="spellStart"/>
+      <w:r>
+        <w:rPr>
+          <w:rFonts w:ascii="Arial" w:hAnsi="Arial" w:cs="Arial"/>
+          <w:sz w:val="24"/>
+          <w:szCs w:val="24"/>
+        </w:rPr>
+        <w:t>description</w:t>
+      </w:r>
+      <w:proofErr w:type="spellEnd"/>
+      <w:r>
+        <w:rPr>
+          <w:rFonts w:ascii="Arial" w:hAnsi="Arial" w:cs="Arial"/>
+          <w:sz w:val="24"/>
+          <w:szCs w:val="24"/>
+        </w:rPr>
+        <w:t xml:space="preserve">": </w:t>
+      </w:r>
+      <w:proofErr w:type="spellStart"/>
+      <w:r>
+        <w:rPr>
+          <w:rFonts w:ascii="Arial" w:hAnsi="Arial" w:cs="Arial"/>
+          <w:sz w:val="24"/>
+          <w:szCs w:val="24"/>
+        </w:rPr>
+        <w:t>null</w:t>
+      </w:r>
+      <w:proofErr w:type="spellEnd"/>
+      <w:r>
+        <w:rPr>
+          <w:rFonts w:ascii="Arial" w:hAnsi="Arial" w:cs="Arial"/>
+          <w:sz w:val="24"/>
+          <w:szCs w:val="24"/>
+        </w:rPr>
+        <w:t xml:space="preserve"> (en GigabitEthernet0/1)</w:t>
+      </w:r>
+    </w:p>
+    <w:p>
+      <w:pPr>
+        <w:pStyle w:val="Prrafodelista"/>
+        <w:rPr>
+          <w:rFonts w:ascii="Arial" w:hAnsi="Arial" w:cs="Arial"/>
+          <w:sz w:val="24"/>
+          <w:szCs w:val="24"/>
+        </w:rPr>
+      </w:pPr>
+    </w:p>
+    <w:p>
+      <w:pPr>
+        <w:rPr>
+          <w:rFonts w:ascii="Arial" w:hAnsi="Arial" w:cs="Arial"/>
+          <w:sz w:val="24"/>
+          <w:szCs w:val="24"/>
+        </w:rPr>
+      </w:pPr>
+      <w:r>
+        <w:rPr>
+          <w:rFonts w:ascii="Arial" w:hAnsi="Arial" w:cs="Arial"/>
+          <w:sz w:val="24"/>
+          <w:szCs w:val="24"/>
+        </w:rPr>
+        <w:t>3. ¿Qué errores de sintaxis impiden que este JSON sea válido según los estándares de red y programación?</w:t>
+      </w:r>
+    </w:p>
+    <w:p>
+      <w:pPr>
+        <w:rPr>
+          <w:rFonts w:ascii="Arial" w:hAnsi="Arial" w:cs="Arial"/>
+          <w:sz w:val="24"/>
+          <w:szCs w:val="24"/>
+        </w:rPr>
+      </w:pPr>
+      <w:r>
+        <w:rPr>
+          <w:rFonts w:ascii="Arial" w:hAnsi="Arial" w:cs="Arial"/>
+          <w:sz w:val="24"/>
+          <w:szCs w:val="24"/>
+        </w:rPr>
+        <w:t>C) Existe una coma final (</w:t>
+      </w:r>
+      <w:proofErr w:type="spellStart"/>
+      <w:r>
+        <w:rPr>
+          <w:rFonts w:ascii="Arial" w:hAnsi="Arial" w:cs="Arial"/>
+          <w:sz w:val="24"/>
+          <w:szCs w:val="24"/>
+        </w:rPr>
+        <w:t>trailing</w:t>
+      </w:r>
+      <w:proofErr w:type="spellEnd"/>
+      <w:r>
+        <w:rPr>
+          <w:rFonts w:ascii="Arial" w:hAnsi="Arial" w:cs="Arial"/>
+          <w:sz w:val="24"/>
+          <w:szCs w:val="24"/>
+        </w:rPr>
+        <w:t xml:space="preserve"> </w:t>
+      </w:r>
+      <w:proofErr w:type="spellStart"/>
+      <w:r>
+        <w:rPr>
+          <w:rFonts w:ascii="Arial" w:hAnsi="Arial" w:cs="Arial"/>
+          <w:sz w:val="24"/>
+          <w:szCs w:val="24"/>
+        </w:rPr>
+        <w:t>comma</w:t>
+      </w:r>
+      <w:proofErr w:type="spellEnd"/>
+      <w:r>
+        <w:rPr>
+          <w:rFonts w:ascii="Arial" w:hAnsi="Arial" w:cs="Arial"/>
+          <w:sz w:val="24"/>
+          <w:szCs w:val="24"/>
+        </w:rPr>
+        <w:t>) después del valor de '</w:t>
+      </w:r>
+      <w:proofErr w:type="spellStart"/>
+      <w:r>
+        <w:rPr>
+          <w:rFonts w:ascii="Arial" w:hAnsi="Arial" w:cs="Arial"/>
+          <w:sz w:val="24"/>
+          <w:szCs w:val="24"/>
+        </w:rPr>
+        <w:t>description</w:t>
+      </w:r>
+      <w:proofErr w:type="spellEnd"/>
+      <w:r>
+        <w:rPr>
+          <w:rFonts w:ascii="Arial" w:hAnsi="Arial" w:cs="Arial"/>
+          <w:sz w:val="24"/>
+          <w:szCs w:val="24"/>
+        </w:rPr>
+        <w:t xml:space="preserve">'. </w:t>
+      </w:r>
+    </w:p>
+    <w:p>
+      <w:pPr>
+        <w:rPr>
+          <w:rFonts w:ascii="Arial" w:hAnsi="Arial" w:cs="Arial"/>
+          <w:sz w:val="24"/>
+          <w:szCs w:val="24"/>
+        </w:rPr>
+      </w:pPr>
+      <w:r>
+        <w:rPr>
+          <w:rFonts w:ascii="Arial" w:hAnsi="Arial" w:cs="Arial"/>
+          <w:sz w:val="24"/>
+          <w:szCs w:val="24"/>
+        </w:rPr>
+        <w:t>D) Faltan comas para separar los pares clave-valor después de '</w:t>
+      </w:r>
+      <w:proofErr w:type="spellStart"/>
+      <w:r>
+        <w:rPr>
+          <w:rFonts w:ascii="Arial" w:hAnsi="Arial" w:cs="Arial"/>
+          <w:sz w:val="24"/>
+          <w:szCs w:val="24"/>
+        </w:rPr>
+        <w:t>vlan_id</w:t>
+      </w:r>
+      <w:proofErr w:type="spellEnd"/>
+      <w:r>
+        <w:rPr>
+          <w:rFonts w:ascii="Arial" w:hAnsi="Arial" w:cs="Arial"/>
+          <w:sz w:val="24"/>
+          <w:szCs w:val="24"/>
+        </w:rPr>
+        <w:t>' y '</w:t>
+      </w:r>
+      <w:proofErr w:type="spellStart"/>
+      <w:r>
+        <w:rPr>
+          <w:rFonts w:ascii="Arial" w:hAnsi="Arial" w:cs="Arial"/>
+          <w:sz w:val="24"/>
+          <w:szCs w:val="24"/>
+        </w:rPr>
+        <w:t>name</w:t>
+      </w:r>
+      <w:proofErr w:type="spellEnd"/>
+      <w:r>
+        <w:rPr>
+          <w:rFonts w:ascii="Arial" w:hAnsi="Arial" w:cs="Arial"/>
+          <w:sz w:val="24"/>
+          <w:szCs w:val="24"/>
+        </w:rPr>
+        <w:t>'.</w:t>
+      </w:r>
+    </w:p>
+    <w:p>
+      <w:pPr>
+        <w:pStyle w:val="Prrafodelista"/>
+        <w:rPr>
+          <w:rFonts w:ascii="Arial" w:hAnsi="Arial" w:cs="Arial"/>
+          <w:sz w:val="24"/>
+          <w:szCs w:val="24"/>
+        </w:rPr>
+      </w:pPr>
+    </w:p>
+    <w:p>
+      <w:pPr>
+        <w:rPr>
+          <w:rFonts w:ascii="Arial" w:hAnsi="Arial" w:cs="Arial"/>
+          <w:sz w:val="24"/>
+          <w:szCs w:val="24"/>
+        </w:rPr>
+      </w:pPr>
+      <w:r>
+        <w:rPr>
+          <w:rFonts w:ascii="Arial" w:hAnsi="Arial" w:cs="Arial"/>
+          <w:sz w:val="24"/>
+          <w:szCs w:val="24"/>
+        </w:rPr>
+        <w:t>4. Reflexión Técnica: Explica por qué es crítico que un controlador como Cisco DNA Center reciba un JSON perfectamente validado antes de aplicar cambios en la red</w:t>
+      </w:r>
+    </w:p>
+    <w:p>
+      <w:pPr>
+        <w:rPr>
+          <w:rFonts w:ascii="Arial" w:hAnsi="Arial" w:cs="Arial"/>
+          <w:sz w:val="24"/>
+          <w:szCs w:val="24"/>
+        </w:rPr>
+      </w:pPr>
+      <w:r>
+        <w:rPr>
+          <w:rFonts w:ascii="Arial" w:hAnsi="Arial" w:cs="Arial"/>
+          <w:sz w:val="24"/>
+          <w:szCs w:val="24"/>
+        </w:rPr>
+        <w:t>Un controlador como Cisco DNA Center no revisa si lo que le mandas tiene sentido, solo ejecuta lo que le llega. Por eso el JSON tiene que estar bien desde el principio. Si trae una coma de más o de menos, la solicitud se rechaza o, peor, se interpreta mal y la configuración no se aplica como esperabas.</w:t>
+      </w:r>
+    </w:p>
+    <w:p>
+      <w:pPr>
+        <w:pStyle w:val="Prrafodelista"/>
+      </w:pPr>
+    </w:p>
+    <w:p>
+      <w:pPr>
+        <w:pStyle w:val="Prrafodelista"/>
+      </w:pPr>
+    </w:p>
     <w:sectPr>
       <w:pgSz w:w="12240" w:h="15840"/>
       <w:pgMar w:top="1417" w:right="1701" w:bottom="1417" w:left="1701" w:header="708" w:footer="708" w:gutter="0"/>
@@ -11,6 +565,407 @@
     </w:sectPr>
   </w:body>
 </w:document>
+</file>
+
+<file path=word/numbering.xml><?xml version="1.0" encoding="utf-8"?>
+<w:numbering xmlns:wpc="http://schemas.microsoft.com/office/word/2010/wordprocessingCanvas" xmlns:cx="http://schemas.microsoft.com/office/drawing/2014/chartex" xmlns:cx1="http://schemas.microsoft.com/office/drawing/2015/9/8/chartex" xmlns:cx2="http://schemas.microsoft.com/office/drawing/2015/10/21/chartex" xmlns:cx3="http://schemas.microsoft.com/office/drawing/2016/5/9/chartex" xmlns:cx4="http://schemas.microsoft.com/office/drawing/2016/5/10/chartex" xmlns:cx5="http://schemas.microsoft.com/office/drawing/2016/5/11/chartex" xmlns:cx6="http://schemas.microsoft.com/office/drawing/2016/5/12/chartex" xmlns:cx7="http://schemas.microsoft.com/office/drawing/2016/5/13/chartex" xmlns:cx8="http://schemas.microsoft.com/office/drawing/2016/5/14/chartex" xmlns:mc="http://schemas.openxmlformats.org/markup-compatibility/2006" xmlns:aink="http://schemas.microsoft.com/office/drawing/2016/ink" xmlns:am3d="http://schemas.microsoft.com/office/drawing/2017/model3d" xmlns:o="urn:schemas-microsoft-com:office:office" xmlns:oel="http://schemas.microsoft.com/office/2019/extlst" xmlns:r="http://schemas.openxmlformats.org/officeDocument/2006/relationships" xmlns:m="http://schemas.openxmlformats.org/officeDocument/2006/math" xmlns:v="urn:schemas-microsoft-com:vml" xmlns:wp14="http://schemas.microsoft.com/office/word/2010/wordprocessingDrawing" xmlns:wp="http://schemas.openxmlformats.org/drawingml/2006/wordprocessingDrawing" xmlns:w10="urn:schemas-microsoft-com:office:word" xmlns:w="http://schemas.openxmlformats.org/wordprocessingml/2006/main" xmlns:w14="http://schemas.microsoft.com/office/word/2010/wordml" xmlns:w15="http://schemas.microsoft.com/office/word/2012/wordml" xmlns:w16cex="http://schemas.microsoft.com/office/word/2018/wordml/cex" xmlns:w16cid="http://schemas.microsoft.com/office/word/2016/wordml/cid" xmlns:w16="http://schemas.microsoft.com/office/word/2018/wordml" xmlns:w16du="http://schemas.microsoft.com/office/word/2023/wordml/word16du" xmlns:w16sdtdh="http://schemas.microsoft.com/office/word/2020/wordml/sdtdatahash" xmlns:w16sdtfl="http://schemas.microsoft.com/office/word/2024/wordml/sdtformatlock" xmlns:w16se="http://schemas.microsoft.com/office/word/2015/wordml/symex" xmlns:wpg="http://schemas.microsoft.com/office/word/2010/wordprocessingGroup" xmlns:wpi="http://schemas.microsoft.com/office/word/2010/wordprocessingInk" xmlns:wne="http://schemas.microsoft.com/office/word/2006/wordml" xmlns:wps="http://schemas.microsoft.com/office/word/2010/wordprocessingShape" mc:Ignorable="w14 w15 w16se w16cid w16 w16cex w16sdtdh w16sdtfl w16du wp14">
+  <w:abstractNum w:abstractNumId="0" w15:restartNumberingAfterBreak="0">
+    <w:nsid w:val="201D3A88"/>
+    <w:multiLevelType w:val="multilevel"/>
+    <w:tmpl w:val="88EE8C6C"/>
+    <w:lvl w:ilvl="0">
+      <w:start w:val="1"/>
+      <w:numFmt w:val="bullet"/>
+      <w:lvlText w:val=""/>
+      <w:lvlJc w:val="left"/>
+      <w:pPr>
+        <w:tabs>
+          <w:tab w:val="num" w:pos="720"/>
+        </w:tabs>
+        <w:ind w:left="720" w:hanging="360"/>
+      </w:pPr>
+      <w:rPr>
+        <w:rFonts w:ascii="Symbol" w:hAnsi="Symbol" w:hint="default"/>
+        <w:sz w:val="20"/>
+      </w:rPr>
+    </w:lvl>
+    <w:lvl w:ilvl="1" w:tentative="1">
+      <w:start w:val="1"/>
+      <w:numFmt w:val="bullet"/>
+      <w:lvlText w:val="o"/>
+      <w:lvlJc w:val="left"/>
+      <w:pPr>
+        <w:tabs>
+          <w:tab w:val="num" w:pos="1440"/>
+        </w:tabs>
+        <w:ind w:left="1440" w:hanging="360"/>
+      </w:pPr>
+      <w:rPr>
+        <w:rFonts w:ascii="Courier New" w:hAnsi="Courier New" w:hint="default"/>
+        <w:sz w:val="20"/>
+      </w:rPr>
+    </w:lvl>
+    <w:lvl w:ilvl="2" w:tentative="1">
+      <w:start w:val="1"/>
+      <w:numFmt w:val="bullet"/>
+      <w:lvlText w:val=""/>
+      <w:lvlJc w:val="left"/>
+      <w:pPr>
+        <w:tabs>
+          <w:tab w:val="num" w:pos="2160"/>
+        </w:tabs>
+        <w:ind w:left="2160" w:hanging="360"/>
+      </w:pPr>
+      <w:rPr>
+        <w:rFonts w:ascii="Wingdings" w:hAnsi="Wingdings" w:hint="default"/>
+        <w:sz w:val="20"/>
+      </w:rPr>
+    </w:lvl>
+    <w:lvl w:ilvl="3" w:tentative="1">
+      <w:start w:val="1"/>
+      <w:numFmt w:val="bullet"/>
+      <w:lvlText w:val=""/>
+      <w:lvlJc w:val="left"/>
+      <w:pPr>
+        <w:tabs>
+          <w:tab w:val="num" w:pos="2880"/>
+        </w:tabs>
+        <w:ind w:left="2880" w:hanging="360"/>
+      </w:pPr>
+      <w:rPr>
+        <w:rFonts w:ascii="Wingdings" w:hAnsi="Wingdings" w:hint="default"/>
+        <w:sz w:val="20"/>
+      </w:rPr>
+    </w:lvl>
+    <w:lvl w:ilvl="4" w:tentative="1">
+      <w:start w:val="1"/>
+      <w:numFmt w:val="bullet"/>
+      <w:lvlText w:val=""/>
+      <w:lvlJc w:val="left"/>
+      <w:pPr>
+        <w:tabs>
+          <w:tab w:val="num" w:pos="3600"/>
+        </w:tabs>
+        <w:ind w:left="3600" w:hanging="360"/>
+      </w:pPr>
+      <w:rPr>
+        <w:rFonts w:ascii="Wingdings" w:hAnsi="Wingdings" w:hint="default"/>
+        <w:sz w:val="20"/>
+      </w:rPr>
+    </w:lvl>
+    <w:lvl w:ilvl="5" w:tentative="1">
+      <w:start w:val="1"/>
+      <w:numFmt w:val="bullet"/>
+      <w:lvlText w:val=""/>
+      <w:lvlJc w:val="left"/>
+      <w:pPr>
+        <w:tabs>
+          <w:tab w:val="num" w:pos="4320"/>
+        </w:tabs>
+        <w:ind w:left="4320" w:hanging="360"/>
+      </w:pPr>
+      <w:rPr>
+        <w:rFonts w:ascii="Wingdings" w:hAnsi="Wingdings" w:hint="default"/>
+        <w:sz w:val="20"/>
+      </w:rPr>
+    </w:lvl>
+    <w:lvl w:ilvl="6" w:tentative="1">
+      <w:start w:val="1"/>
+      <w:numFmt w:val="bullet"/>
+      <w:lvlText w:val=""/>
+      <w:lvlJc w:val="left"/>
+      <w:pPr>
+        <w:tabs>
+          <w:tab w:val="num" w:pos="5040"/>
+        </w:tabs>
+        <w:ind w:left="5040" w:hanging="360"/>
+      </w:pPr>
+      <w:rPr>
+        <w:rFonts w:ascii="Wingdings" w:hAnsi="Wingdings" w:hint="default"/>
+        <w:sz w:val="20"/>
+      </w:rPr>
+    </w:lvl>
+    <w:lvl w:ilvl="7" w:tentative="1">
+      <w:start w:val="1"/>
+      <w:numFmt w:val="bullet"/>
+      <w:lvlText w:val=""/>
+      <w:lvlJc w:val="left"/>
+      <w:pPr>
+        <w:tabs>
+          <w:tab w:val="num" w:pos="5760"/>
+        </w:tabs>
+        <w:ind w:left="5760" w:hanging="360"/>
+      </w:pPr>
+      <w:rPr>
+        <w:rFonts w:ascii="Wingdings" w:hAnsi="Wingdings" w:hint="default"/>
+        <w:sz w:val="20"/>
+      </w:rPr>
+    </w:lvl>
+    <w:lvl w:ilvl="8" w:tentative="1">
+      <w:start w:val="1"/>
+      <w:numFmt w:val="bullet"/>
+      <w:lvlText w:val=""/>
+      <w:lvlJc w:val="left"/>
+      <w:pPr>
+        <w:tabs>
+          <w:tab w:val="num" w:pos="6480"/>
+        </w:tabs>
+        <w:ind w:left="6480" w:hanging="360"/>
+      </w:pPr>
+      <w:rPr>
+        <w:rFonts w:ascii="Wingdings" w:hAnsi="Wingdings" w:hint="default"/>
+        <w:sz w:val="20"/>
+      </w:rPr>
+    </w:lvl>
+  </w:abstractNum>
+  <w:abstractNum w:abstractNumId="1" w15:restartNumberingAfterBreak="0">
+    <w:nsid w:val="5A855DA7"/>
+    <w:multiLevelType w:val="multilevel"/>
+    <w:tmpl w:val="1DF4965E"/>
+    <w:lvl w:ilvl="0">
+      <w:start w:val="1"/>
+      <w:numFmt w:val="bullet"/>
+      <w:lvlText w:val=""/>
+      <w:lvlJc w:val="left"/>
+      <w:pPr>
+        <w:tabs>
+          <w:tab w:val="num" w:pos="720"/>
+        </w:tabs>
+        <w:ind w:left="720" w:hanging="360"/>
+      </w:pPr>
+      <w:rPr>
+        <w:rFonts w:ascii="Symbol" w:hAnsi="Symbol" w:hint="default"/>
+        <w:sz w:val="20"/>
+      </w:rPr>
+    </w:lvl>
+    <w:lvl w:ilvl="1" w:tentative="1">
+      <w:start w:val="1"/>
+      <w:numFmt w:val="bullet"/>
+      <w:lvlText w:val="o"/>
+      <w:lvlJc w:val="left"/>
+      <w:pPr>
+        <w:tabs>
+          <w:tab w:val="num" w:pos="1440"/>
+        </w:tabs>
+        <w:ind w:left="1440" w:hanging="360"/>
+      </w:pPr>
+      <w:rPr>
+        <w:rFonts w:ascii="Courier New" w:hAnsi="Courier New" w:hint="default"/>
+        <w:sz w:val="20"/>
+      </w:rPr>
+    </w:lvl>
+    <w:lvl w:ilvl="2" w:tentative="1">
+      <w:start w:val="1"/>
+      <w:numFmt w:val="bullet"/>
+      <w:lvlText w:val=""/>
+      <w:lvlJc w:val="left"/>
+      <w:pPr>
+        <w:tabs>
+          <w:tab w:val="num" w:pos="2160"/>
+        </w:tabs>
+        <w:ind w:left="2160" w:hanging="360"/>
+      </w:pPr>
+      <w:rPr>
+        <w:rFonts w:ascii="Wingdings" w:hAnsi="Wingdings" w:hint="default"/>
+        <w:sz w:val="20"/>
+      </w:rPr>
+    </w:lvl>
+    <w:lvl w:ilvl="3" w:tentative="1">
+      <w:start w:val="1"/>
+      <w:numFmt w:val="bullet"/>
+      <w:lvlText w:val=""/>
+      <w:lvlJc w:val="left"/>
+      <w:pPr>
+        <w:tabs>
+          <w:tab w:val="num" w:pos="2880"/>
+        </w:tabs>
+        <w:ind w:left="2880" w:hanging="360"/>
+      </w:pPr>
+      <w:rPr>
+        <w:rFonts w:ascii="Wingdings" w:hAnsi="Wingdings" w:hint="default"/>
+        <w:sz w:val="20"/>
+      </w:rPr>
+    </w:lvl>
+    <w:lvl w:ilvl="4" w:tentative="1">
+      <w:start w:val="1"/>
+      <w:numFmt w:val="bullet"/>
+      <w:lvlText w:val=""/>
+      <w:lvlJc w:val="left"/>
+      <w:pPr>
+        <w:tabs>
+          <w:tab w:val="num" w:pos="3600"/>
+        </w:tabs>
+        <w:ind w:left="3600" w:hanging="360"/>
+      </w:pPr>
+      <w:rPr>
+        <w:rFonts w:ascii="Wingdings" w:hAnsi="Wingdings" w:hint="default"/>
+        <w:sz w:val="20"/>
+      </w:rPr>
+    </w:lvl>
+    <w:lvl w:ilvl="5" w:tentative="1">
+      <w:start w:val="1"/>
+      <w:numFmt w:val="bullet"/>
+      <w:lvlText w:val=""/>
+      <w:lvlJc w:val="left"/>
+      <w:pPr>
+        <w:tabs>
+          <w:tab w:val="num" w:pos="4320"/>
+        </w:tabs>
+        <w:ind w:left="4320" w:hanging="360"/>
+      </w:pPr>
+      <w:rPr>
+        <w:rFonts w:ascii="Wingdings" w:hAnsi="Wingdings" w:hint="default"/>
+        <w:sz w:val="20"/>
+      </w:rPr>
+    </w:lvl>
+    <w:lvl w:ilvl="6" w:tentative="1">
+      <w:start w:val="1"/>
+      <w:numFmt w:val="bullet"/>
+      <w:lvlText w:val=""/>
+      <w:lvlJc w:val="left"/>
+      <w:pPr>
+        <w:tabs>
+          <w:tab w:val="num" w:pos="5040"/>
+        </w:tabs>
+        <w:ind w:left="5040" w:hanging="360"/>
+      </w:pPr>
+      <w:rPr>
+        <w:rFonts w:ascii="Wingdings" w:hAnsi="Wingdings" w:hint="default"/>
+        <w:sz w:val="20"/>
+      </w:rPr>
+    </w:lvl>
+    <w:lvl w:ilvl="7" w:tentative="1">
+      <w:start w:val="1"/>
+      <w:numFmt w:val="bullet"/>
+      <w:lvlText w:val=""/>
+      <w:lvlJc w:val="left"/>
+      <w:pPr>
+        <w:tabs>
+          <w:tab w:val="num" w:pos="5760"/>
+        </w:tabs>
+        <w:ind w:left="5760" w:hanging="360"/>
+      </w:pPr>
+      <w:rPr>
+        <w:rFonts w:ascii="Wingdings" w:hAnsi="Wingdings" w:hint="default"/>
+        <w:sz w:val="20"/>
+      </w:rPr>
+    </w:lvl>
+    <w:lvl w:ilvl="8" w:tentative="1">
+      <w:start w:val="1"/>
+      <w:numFmt w:val="bullet"/>
+      <w:lvlText w:val=""/>
+      <w:lvlJc w:val="left"/>
+      <w:pPr>
+        <w:tabs>
+          <w:tab w:val="num" w:pos="6480"/>
+        </w:tabs>
+        <w:ind w:left="6480" w:hanging="360"/>
+      </w:pPr>
+      <w:rPr>
+        <w:rFonts w:ascii="Wingdings" w:hAnsi="Wingdings" w:hint="default"/>
+        <w:sz w:val="20"/>
+      </w:rPr>
+    </w:lvl>
+  </w:abstractNum>
+  <w:abstractNum w:abstractNumId="2" w15:restartNumberingAfterBreak="0">
+    <w:nsid w:val="73973DA2"/>
+    <w:multiLevelType w:val="hybridMultilevel"/>
+    <w:tmpl w:val="614C3448"/>
+    <w:lvl w:ilvl="0" w:tplc="080A000F">
+      <w:start w:val="1"/>
+      <w:numFmt w:val="decimal"/>
+      <w:lvlText w:val="%1."/>
+      <w:lvlJc w:val="left"/>
+      <w:pPr>
+        <w:ind w:left="720" w:hanging="360"/>
+      </w:pPr>
+      <w:rPr>
+        <w:rFonts w:hint="default"/>
+      </w:rPr>
+    </w:lvl>
+    <w:lvl w:ilvl="1" w:tplc="080A0019" w:tentative="1">
+      <w:start w:val="1"/>
+      <w:numFmt w:val="lowerLetter"/>
+      <w:lvlText w:val="%2."/>
+      <w:lvlJc w:val="left"/>
+      <w:pPr>
+        <w:ind w:left="1440" w:hanging="360"/>
+      </w:pPr>
+    </w:lvl>
+    <w:lvl w:ilvl="2" w:tplc="080A001B" w:tentative="1">
+      <w:start w:val="1"/>
+      <w:numFmt w:val="lowerRoman"/>
+      <w:lvlText w:val="%3."/>
+      <w:lvlJc w:val="right"/>
+      <w:pPr>
+        <w:ind w:left="2160" w:hanging="180"/>
+      </w:pPr>
+    </w:lvl>
+    <w:lvl w:ilvl="3" w:tplc="080A000F" w:tentative="1">
+      <w:start w:val="1"/>
+      <w:numFmt w:val="decimal"/>
+      <w:lvlText w:val="%4."/>
+      <w:lvlJc w:val="left"/>
+      <w:pPr>
+        <w:ind w:left="2880" w:hanging="360"/>
+      </w:pPr>
+    </w:lvl>
+    <w:lvl w:ilvl="4" w:tplc="080A0019" w:tentative="1">
+      <w:start w:val="1"/>
+      <w:numFmt w:val="lowerLetter"/>
+      <w:lvlText w:val="%5."/>
+      <w:lvlJc w:val="left"/>
+      <w:pPr>
+        <w:ind w:left="3600" w:hanging="360"/>
+      </w:pPr>
+    </w:lvl>
+    <w:lvl w:ilvl="5" w:tplc="080A001B" w:tentative="1">
+      <w:start w:val="1"/>
+      <w:numFmt w:val="lowerRoman"/>
+      <w:lvlText w:val="%6."/>
+      <w:lvlJc w:val="right"/>
+      <w:pPr>
+        <w:ind w:left="4320" w:hanging="180"/>
+      </w:pPr>
+    </w:lvl>
+    <w:lvl w:ilvl="6" w:tplc="080A000F" w:tentative="1">
+      <w:start w:val="1"/>
+      <w:numFmt w:val="decimal"/>
+      <w:lvlText w:val="%7."/>
+      <w:lvlJc w:val="left"/>
+      <w:pPr>
+        <w:ind w:left="5040" w:hanging="360"/>
+      </w:pPr>
+    </w:lvl>
+    <w:lvl w:ilvl="7" w:tplc="080A0019" w:tentative="1">
+      <w:start w:val="1"/>
+      <w:numFmt w:val="lowerLetter"/>
+      <w:lvlText w:val="%8."/>
+      <w:lvlJc w:val="left"/>
+      <w:pPr>
+        <w:ind w:left="5760" w:hanging="360"/>
+      </w:pPr>
+    </w:lvl>
+    <w:lvl w:ilvl="8" w:tplc="080A001B" w:tentative="1">
+      <w:start w:val="1"/>
+      <w:numFmt w:val="lowerRoman"/>
+      <w:lvlText w:val="%9."/>
+      <w:lvlJc w:val="right"/>
+      <w:pPr>
+        <w:ind w:left="6480" w:hanging="180"/>
+      </w:pPr>
+    </w:lvl>
+  </w:abstractNum>
+  <w:num w:numId="1" w16cid:durableId="642658177">
+    <w:abstractNumId w:val="2"/>
+  </w:num>
+  <w:num w:numId="2" w16cid:durableId="167257416">
+    <w:abstractNumId w:val="1"/>
+  </w:num>
+  <w:num w:numId="3" w16cid:durableId="1497267115">
+    <w:abstractNumId w:val="0"/>
+  </w:num>
+</w:numbering>
 </file>
 
 <file path=word/styles.xml><?xml version="1.0" encoding="utf-8"?>
@@ -616,7 +1571,6 @@
   <w:style w:type="character" w:default="1" w:styleId="Fuentedeprrafopredeter">
     <w:name w:val="Default Paragraph Font"/>
     <w:uiPriority w:val="1"/>
-    <w:semiHidden/>
     <w:unhideWhenUsed/>
   </w:style>
   <w:style w:type="table" w:default="1" w:styleId="Tablanormal">
@@ -928,6 +1882,19 @@
       <w:smallCaps/>
       <w:color w:val="2F5496" w:themeColor="accent1" w:themeShade="BF"/>
       <w:spacing w:val="5"/>
+    </w:rPr>
+  </w:style>
+  <w:style w:type="character" w:styleId="CdigoHTML">
+    <w:name w:val="HTML Code"/>
+    <w:basedOn w:val="Fuentedeprrafopredeter"/>
+    <w:uiPriority w:val="99"/>
+    <w:semiHidden/>
+    <w:unhideWhenUsed/>
+    <w:rsid w:val="003D1E0E"/>
+    <w:rPr>
+      <w:rFonts w:ascii="Courier New" w:eastAsia="Times New Roman" w:hAnsi="Courier New" w:cs="Courier New"/>
+      <w:sz w:val="20"/>
+      <w:szCs w:val="20"/>
     </w:rPr>
   </w:style>
 </w:styles>

--- a/Documentos/Practica 29 de Septiembre.docx
+++ b/Documentos/Practica 29 de Septiembre.docx
@@ -2,6 +2,19 @@
 <file path=word/document.xml><?xml version="1.0" encoding="utf-8"?>
 <w:document xmlns:wpc="http://schemas.microsoft.com/office/word/2010/wordprocessingCanvas" xmlns:cx="http://schemas.microsoft.com/office/drawing/2014/chartex" xmlns:cx1="http://schemas.microsoft.com/office/drawing/2015/9/8/chartex" xmlns:cx2="http://schemas.microsoft.com/office/drawing/2015/10/21/chartex" xmlns:cx3="http://schemas.microsoft.com/office/drawing/2016/5/9/chartex" xmlns:cx4="http://schemas.microsoft.com/office/drawing/2016/5/10/chartex" xmlns:cx5="http://schemas.microsoft.com/office/drawing/2016/5/11/chartex" xmlns:cx6="http://schemas.microsoft.com/office/drawing/2016/5/12/chartex" xmlns:cx7="http://schemas.microsoft.com/office/drawing/2016/5/13/chartex" xmlns:cx8="http://schemas.microsoft.com/office/drawing/2016/5/14/chartex" xmlns:mc="http://schemas.openxmlformats.org/markup-compatibility/2006" xmlns:aink="http://schemas.microsoft.com/office/drawing/2016/ink" xmlns:am3d="http://schemas.microsoft.com/office/drawing/2017/model3d" xmlns:o="urn:schemas-microsoft-com:office:office" xmlns:oel="http://schemas.microsoft.com/office/2019/extlst" xmlns:r="http://schemas.openxmlformats.org/officeDocument/2006/relationships" xmlns:m="http://schemas.openxmlformats.org/officeDocument/2006/math" xmlns:v="urn:schemas-microsoft-com:vml" xmlns:wp14="http://schemas.microsoft.com/office/word/2010/wordprocessingDrawing" xmlns:wp="http://schemas.openxmlformats.org/drawingml/2006/wordprocessingDrawing" xmlns:w10="urn:schemas-microsoft-com:office:word" xmlns:w="http://schemas.openxmlformats.org/wordprocessingml/2006/main" xmlns:w14="http://schemas.microsoft.com/office/word/2010/wordml" xmlns:w15="http://schemas.microsoft.com/office/word/2012/wordml" xmlns:w16cex="http://schemas.microsoft.com/office/word/2018/wordml/cex" xmlns:w16cid="http://schemas.microsoft.com/office/word/2016/wordml/cid" xmlns:w16="http://schemas.microsoft.com/office/word/2018/wordml" xmlns:w16du="http://schemas.microsoft.com/office/word/2023/wordml/word16du" xmlns:w16sdtdh="http://schemas.microsoft.com/office/word/2020/wordml/sdtdatahash" xmlns:w16sdtfl="http://schemas.microsoft.com/office/word/2024/wordml/sdtformatlock" xmlns:w16se="http://schemas.microsoft.com/office/word/2015/wordml/symex" xmlns:wpg="http://schemas.microsoft.com/office/word/2010/wordprocessingGroup" xmlns:wpi="http://schemas.microsoft.com/office/word/2010/wordprocessingInk" xmlns:wne="http://schemas.microsoft.com/office/word/2006/wordml" xmlns:wps="http://schemas.microsoft.com/office/word/2010/wordprocessingShape" mc:Ignorable="w14 w15 w16se w16cid w16 w16cex w16sdtdh w16sdtfl w16du wp14">
   <w:body>
+    <w:p>
+      <w:r>
+        <w:t xml:space="preserve">Actividad 1: Fundamentos de </w:t>
+      </w:r>
+      <w:proofErr w:type="spellStart"/>
+      <w:r>
+        <w:t>APIs</w:t>
+      </w:r>
+      <w:proofErr w:type="spellEnd"/>
+      <w:r>
+        <w:t xml:space="preserve"> y Estructuras JSON en Redes</w:t>
+      </w:r>
+    </w:p>
     <w:p>
       <w:pPr>
         <w:pStyle w:val="Prrafodelista"/>
@@ -546,6 +559,1171 @@
         </w:rPr>
         <w:t>Un controlador como Cisco DNA Center no revisa si lo que le mandas tiene sentido, solo ejecuta lo que le llega. Por eso el JSON tiene que estar bien desde el principio. Si trae una coma de más o de menos, la solicitud se rechaza o, peor, se interpreta mal y la configuración no se aplica como esperabas.</w:t>
       </w:r>
+    </w:p>
+    <w:p>
+      <w:pPr>
+        <w:rPr>
+          <w:rFonts w:ascii="Arial" w:hAnsi="Arial" w:cs="Arial"/>
+          <w:sz w:val="24"/>
+          <w:szCs w:val="24"/>
+        </w:rPr>
+      </w:pPr>
+    </w:p>
+    <w:p>
+      <w:pPr>
+        <w:rPr>
+          <w:rFonts w:ascii="Arial" w:hAnsi="Arial" w:cs="Arial"/>
+          <w:sz w:val="24"/>
+          <w:szCs w:val="24"/>
+        </w:rPr>
+      </w:pPr>
+      <w:r>
+        <w:rPr>
+          <w:rFonts w:ascii="Arial" w:hAnsi="Arial" w:cs="Arial"/>
+          <w:sz w:val="24"/>
+          <w:szCs w:val="24"/>
+        </w:rPr>
+        <w:br w:type="page"/>
+      </w:r>
+    </w:p>
+    <w:p>
+      <w:pPr>
+        <w:rPr>
+          <w:rFonts w:ascii="Arial" w:hAnsi="Arial" w:cs="Arial"/>
+          <w:sz w:val="24"/>
+          <w:szCs w:val="24"/>
+        </w:rPr>
+      </w:pPr>
+      <w:r>
+        <w:rPr>
+          <w:rFonts w:ascii="Arial" w:hAnsi="Arial" w:cs="Arial"/>
+          <w:sz w:val="24"/>
+          <w:szCs w:val="24"/>
+        </w:rPr>
+        <w:lastRenderedPageBreak/>
+        <w:t>Actividad 2: Análisis de Datos de Red con Python</w:t>
+      </w:r>
+    </w:p>
+    <w:p>
+      <w:pPr>
+        <w:rPr>
+          <w:rFonts w:ascii="Arial" w:hAnsi="Arial" w:cs="Arial"/>
+          <w:sz w:val="24"/>
+          <w:szCs w:val="24"/>
+        </w:rPr>
+      </w:pPr>
+      <w:r>
+        <w:rPr>
+          <w:rFonts w:ascii="Arial" w:hAnsi="Arial" w:cs="Arial"/>
+          <w:sz w:val="24"/>
+          <w:szCs w:val="24"/>
+        </w:rPr>
+        <w:t xml:space="preserve">Parte 1: Análisis de </w:t>
+      </w:r>
+      <w:proofErr w:type="spellStart"/>
+      <w:r>
+        <w:rPr>
+          <w:rFonts w:ascii="Arial" w:hAnsi="Arial" w:cs="Arial"/>
+          <w:sz w:val="24"/>
+          <w:szCs w:val="24"/>
+        </w:rPr>
+        <w:t>Inventari</w:t>
+      </w:r>
+      <w:proofErr w:type="spellEnd"/>
+    </w:p>
+    <w:p>
+      <w:pPr>
+        <w:rPr>
+          <w:rFonts w:ascii="Arial" w:hAnsi="Arial" w:cs="Arial"/>
+          <w:sz w:val="24"/>
+          <w:szCs w:val="24"/>
+          <w:lang w:val="en-US"/>
+        </w:rPr>
+      </w:pPr>
+      <w:proofErr w:type="spellStart"/>
+      <w:r>
+        <w:rPr>
+          <w:rFonts w:ascii="Arial" w:hAnsi="Arial" w:cs="Arial"/>
+          <w:sz w:val="24"/>
+          <w:szCs w:val="24"/>
+          <w:lang w:val="en-US"/>
+        </w:rPr>
+        <w:t>inventario</w:t>
+      </w:r>
+      <w:proofErr w:type="spellEnd"/>
+      <w:r>
+        <w:rPr>
+          <w:rFonts w:ascii="Arial" w:hAnsi="Arial" w:cs="Arial"/>
+          <w:sz w:val="24"/>
+          <w:szCs w:val="24"/>
+          <w:lang w:val="en-US"/>
+        </w:rPr>
+        <w:t xml:space="preserve"> = [</w:t>
+      </w:r>
+    </w:p>
+    <w:p>
+      <w:pPr>
+        <w:rPr>
+          <w:rFonts w:ascii="Arial" w:hAnsi="Arial" w:cs="Arial"/>
+          <w:sz w:val="24"/>
+          <w:szCs w:val="24"/>
+          <w:lang w:val="en-US"/>
+        </w:rPr>
+      </w:pPr>
+      <w:r>
+        <w:rPr>
+          <w:rFonts w:ascii="Arial" w:hAnsi="Arial" w:cs="Arial"/>
+          <w:sz w:val="24"/>
+          <w:szCs w:val="24"/>
+          <w:lang w:val="en-US"/>
+        </w:rPr>
+        <w:tab/>
+        <w:t>{"hostname": "Core-SW01", "</w:t>
+      </w:r>
+      <w:proofErr w:type="spellStart"/>
+      <w:r>
+        <w:rPr>
+          <w:rFonts w:ascii="Arial" w:hAnsi="Arial" w:cs="Arial"/>
+          <w:sz w:val="24"/>
+          <w:szCs w:val="24"/>
+          <w:lang w:val="en-US"/>
+        </w:rPr>
+        <w:t>ip</w:t>
+      </w:r>
+      <w:proofErr w:type="spellEnd"/>
+      <w:r>
+        <w:rPr>
+          <w:rFonts w:ascii="Arial" w:hAnsi="Arial" w:cs="Arial"/>
+          <w:sz w:val="24"/>
+          <w:szCs w:val="24"/>
+          <w:lang w:val="en-US"/>
+        </w:rPr>
+        <w:t>": "10.0.0.1", "status": "up"},</w:t>
+      </w:r>
+    </w:p>
+    <w:p>
+      <w:pPr>
+        <w:rPr>
+          <w:rFonts w:ascii="Arial" w:hAnsi="Arial" w:cs="Arial"/>
+          <w:sz w:val="24"/>
+          <w:szCs w:val="24"/>
+          <w:lang w:val="en-US"/>
+        </w:rPr>
+      </w:pPr>
+      <w:r>
+        <w:rPr>
+          <w:rFonts w:ascii="Arial" w:hAnsi="Arial" w:cs="Arial"/>
+          <w:sz w:val="24"/>
+          <w:szCs w:val="24"/>
+          <w:lang w:val="en-US"/>
+        </w:rPr>
+        <w:tab/>
+        <w:t>{"hostname": "Dist-SW02", "</w:t>
+      </w:r>
+      <w:proofErr w:type="spellStart"/>
+      <w:r>
+        <w:rPr>
+          <w:rFonts w:ascii="Arial" w:hAnsi="Arial" w:cs="Arial"/>
+          <w:sz w:val="24"/>
+          <w:szCs w:val="24"/>
+          <w:lang w:val="en-US"/>
+        </w:rPr>
+        <w:t>ip</w:t>
+      </w:r>
+      <w:proofErr w:type="spellEnd"/>
+      <w:r>
+        <w:rPr>
+          <w:rFonts w:ascii="Arial" w:hAnsi="Arial" w:cs="Arial"/>
+          <w:sz w:val="24"/>
+          <w:szCs w:val="24"/>
+          <w:lang w:val="en-US"/>
+        </w:rPr>
+        <w:t>": "10.0.0.2", "status": "down"},</w:t>
+      </w:r>
+    </w:p>
+    <w:p>
+      <w:pPr>
+        <w:rPr>
+          <w:rFonts w:ascii="Arial" w:hAnsi="Arial" w:cs="Arial"/>
+          <w:sz w:val="24"/>
+          <w:szCs w:val="24"/>
+          <w:lang w:val="en-US"/>
+        </w:rPr>
+      </w:pPr>
+      <w:r>
+        <w:rPr>
+          <w:rFonts w:ascii="Arial" w:hAnsi="Arial" w:cs="Arial"/>
+          <w:sz w:val="24"/>
+          <w:szCs w:val="24"/>
+          <w:lang w:val="en-US"/>
+        </w:rPr>
+        <w:tab/>
+        <w:t>{"hostname": "Access-SW03", "</w:t>
+      </w:r>
+      <w:proofErr w:type="spellStart"/>
+      <w:r>
+        <w:rPr>
+          <w:rFonts w:ascii="Arial" w:hAnsi="Arial" w:cs="Arial"/>
+          <w:sz w:val="24"/>
+          <w:szCs w:val="24"/>
+          <w:lang w:val="en-US"/>
+        </w:rPr>
+        <w:t>ip</w:t>
+      </w:r>
+      <w:proofErr w:type="spellEnd"/>
+      <w:r>
+        <w:rPr>
+          <w:rFonts w:ascii="Arial" w:hAnsi="Arial" w:cs="Arial"/>
+          <w:sz w:val="24"/>
+          <w:szCs w:val="24"/>
+          <w:lang w:val="en-US"/>
+        </w:rPr>
+        <w:t>": "10.0.0.3", "status": "up"},</w:t>
+      </w:r>
+    </w:p>
+    <w:p>
+      <w:pPr>
+        <w:rPr>
+          <w:rFonts w:ascii="Arial" w:hAnsi="Arial" w:cs="Arial"/>
+          <w:sz w:val="24"/>
+          <w:szCs w:val="24"/>
+          <w:lang w:val="en-US"/>
+        </w:rPr>
+      </w:pPr>
+      <w:r>
+        <w:rPr>
+          <w:rFonts w:ascii="Arial" w:hAnsi="Arial" w:cs="Arial"/>
+          <w:sz w:val="24"/>
+          <w:szCs w:val="24"/>
+          <w:lang w:val="en-US"/>
+        </w:rPr>
+        <w:tab/>
+        <w:t>{"hostname": "Edge-R01", "</w:t>
+      </w:r>
+      <w:proofErr w:type="spellStart"/>
+      <w:r>
+        <w:rPr>
+          <w:rFonts w:ascii="Arial" w:hAnsi="Arial" w:cs="Arial"/>
+          <w:sz w:val="24"/>
+          <w:szCs w:val="24"/>
+          <w:lang w:val="en-US"/>
+        </w:rPr>
+        <w:t>ip</w:t>
+      </w:r>
+      <w:proofErr w:type="spellEnd"/>
+      <w:r>
+        <w:rPr>
+          <w:rFonts w:ascii="Arial" w:hAnsi="Arial" w:cs="Arial"/>
+          <w:sz w:val="24"/>
+          <w:szCs w:val="24"/>
+          <w:lang w:val="en-US"/>
+        </w:rPr>
+        <w:t>": "172.16.1.1", "status": "down"}</w:t>
+      </w:r>
+    </w:p>
+    <w:p>
+      <w:pPr>
+        <w:rPr>
+          <w:rFonts w:ascii="Arial" w:hAnsi="Arial" w:cs="Arial"/>
+          <w:sz w:val="24"/>
+          <w:szCs w:val="24"/>
+          <w:lang w:val="en-US"/>
+        </w:rPr>
+      </w:pPr>
+      <w:r>
+        <w:rPr>
+          <w:rFonts w:ascii="Arial" w:hAnsi="Arial" w:cs="Arial"/>
+          <w:sz w:val="24"/>
+          <w:szCs w:val="24"/>
+          <w:lang w:val="en-US"/>
+        </w:rPr>
+        <w:t>]</w:t>
+      </w:r>
+    </w:p>
+    <w:p>
+      <w:pPr>
+        <w:rPr>
+          <w:rFonts w:ascii="Arial" w:hAnsi="Arial" w:cs="Arial"/>
+          <w:sz w:val="24"/>
+          <w:szCs w:val="24"/>
+          <w:lang w:val="en-US"/>
+        </w:rPr>
+      </w:pPr>
+    </w:p>
+    <w:p>
+      <w:pPr>
+        <w:rPr>
+          <w:rFonts w:ascii="Arial" w:hAnsi="Arial" w:cs="Arial"/>
+          <w:sz w:val="24"/>
+          <w:szCs w:val="24"/>
+          <w:lang w:val="en-US"/>
+        </w:rPr>
+      </w:pPr>
+    </w:p>
+    <w:p>
+      <w:pPr>
+        <w:rPr>
+          <w:rFonts w:ascii="Arial" w:hAnsi="Arial" w:cs="Arial"/>
+          <w:sz w:val="24"/>
+          <w:szCs w:val="24"/>
+          <w:lang w:val="en-US"/>
+        </w:rPr>
+      </w:pPr>
+      <w:r>
+        <w:rPr>
+          <w:rFonts w:ascii="Arial" w:hAnsi="Arial" w:cs="Arial"/>
+          <w:sz w:val="24"/>
+          <w:szCs w:val="24"/>
+          <w:lang w:val="en-US"/>
+        </w:rPr>
+        <w:t xml:space="preserve">#imprmir </w:t>
+      </w:r>
+      <w:proofErr w:type="spellStart"/>
+      <w:r>
+        <w:rPr>
+          <w:rFonts w:ascii="Arial" w:hAnsi="Arial" w:cs="Arial"/>
+          <w:sz w:val="24"/>
+          <w:szCs w:val="24"/>
+          <w:lang w:val="en-US"/>
+        </w:rPr>
+        <w:t>todos</w:t>
+      </w:r>
+      <w:proofErr w:type="spellEnd"/>
+      <w:r>
+        <w:rPr>
+          <w:rFonts w:ascii="Arial" w:hAnsi="Arial" w:cs="Arial"/>
+          <w:sz w:val="24"/>
+          <w:szCs w:val="24"/>
+          <w:lang w:val="en-US"/>
+        </w:rPr>
+        <w:t xml:space="preserve"> </w:t>
+      </w:r>
+      <w:proofErr w:type="spellStart"/>
+      <w:r>
+        <w:rPr>
+          <w:rFonts w:ascii="Arial" w:hAnsi="Arial" w:cs="Arial"/>
+          <w:sz w:val="24"/>
+          <w:szCs w:val="24"/>
+          <w:lang w:val="en-US"/>
+        </w:rPr>
+        <w:t>los</w:t>
+      </w:r>
+      <w:proofErr w:type="spellEnd"/>
+      <w:r>
+        <w:rPr>
+          <w:rFonts w:ascii="Arial" w:hAnsi="Arial" w:cs="Arial"/>
+          <w:sz w:val="24"/>
+          <w:szCs w:val="24"/>
+          <w:lang w:val="en-US"/>
+        </w:rPr>
+        <w:t xml:space="preserve"> Hostname</w:t>
+      </w:r>
+    </w:p>
+    <w:p>
+      <w:pPr>
+        <w:rPr>
+          <w:rFonts w:ascii="Arial" w:hAnsi="Arial" w:cs="Arial"/>
+          <w:sz w:val="24"/>
+          <w:szCs w:val="24"/>
+          <w:lang w:val="en-US"/>
+        </w:rPr>
+      </w:pPr>
+      <w:r>
+        <w:rPr>
+          <w:rFonts w:ascii="Arial" w:hAnsi="Arial" w:cs="Arial"/>
+          <w:sz w:val="24"/>
+          <w:szCs w:val="24"/>
+          <w:lang w:val="en-US"/>
+        </w:rPr>
+        <w:t>print("Hostnames:")</w:t>
+      </w:r>
+    </w:p>
+    <w:p>
+      <w:pPr>
+        <w:rPr>
+          <w:rFonts w:ascii="Arial" w:hAnsi="Arial" w:cs="Arial"/>
+          <w:sz w:val="24"/>
+          <w:szCs w:val="24"/>
+          <w:lang w:val="en-US"/>
+        </w:rPr>
+      </w:pPr>
+      <w:r>
+        <w:rPr>
+          <w:rFonts w:ascii="Arial" w:hAnsi="Arial" w:cs="Arial"/>
+          <w:sz w:val="24"/>
+          <w:szCs w:val="24"/>
+          <w:lang w:val="en-US"/>
+        </w:rPr>
+        <w:t xml:space="preserve">for </w:t>
+      </w:r>
+      <w:proofErr w:type="spellStart"/>
+      <w:r>
+        <w:rPr>
+          <w:rFonts w:ascii="Arial" w:hAnsi="Arial" w:cs="Arial"/>
+          <w:sz w:val="24"/>
+          <w:szCs w:val="24"/>
+          <w:lang w:val="en-US"/>
+        </w:rPr>
+        <w:t>equipo</w:t>
+      </w:r>
+      <w:proofErr w:type="spellEnd"/>
+      <w:r>
+        <w:rPr>
+          <w:rFonts w:ascii="Arial" w:hAnsi="Arial" w:cs="Arial"/>
+          <w:sz w:val="24"/>
+          <w:szCs w:val="24"/>
+          <w:lang w:val="en-US"/>
+        </w:rPr>
+        <w:t xml:space="preserve"> in </w:t>
+      </w:r>
+      <w:proofErr w:type="spellStart"/>
+      <w:r>
+        <w:rPr>
+          <w:rFonts w:ascii="Arial" w:hAnsi="Arial" w:cs="Arial"/>
+          <w:sz w:val="24"/>
+          <w:szCs w:val="24"/>
+          <w:lang w:val="en-US"/>
+        </w:rPr>
+        <w:t>inventario</w:t>
+      </w:r>
+      <w:proofErr w:type="spellEnd"/>
+      <w:r>
+        <w:rPr>
+          <w:rFonts w:ascii="Arial" w:hAnsi="Arial" w:cs="Arial"/>
+          <w:sz w:val="24"/>
+          <w:szCs w:val="24"/>
+          <w:lang w:val="en-US"/>
+        </w:rPr>
+        <w:t>:</w:t>
+      </w:r>
+    </w:p>
+    <w:p>
+      <w:pPr>
+        <w:rPr>
+          <w:rFonts w:ascii="Arial" w:hAnsi="Arial" w:cs="Arial"/>
+          <w:sz w:val="24"/>
+          <w:szCs w:val="24"/>
+          <w:lang w:val="en-US"/>
+        </w:rPr>
+      </w:pPr>
+      <w:r>
+        <w:rPr>
+          <w:rFonts w:ascii="Arial" w:hAnsi="Arial" w:cs="Arial"/>
+          <w:sz w:val="24"/>
+          <w:szCs w:val="24"/>
+          <w:lang w:val="en-US"/>
+        </w:rPr>
+        <w:tab/>
+        <w:t>print(</w:t>
+      </w:r>
+      <w:proofErr w:type="spellStart"/>
+      <w:r>
+        <w:rPr>
+          <w:rFonts w:ascii="Arial" w:hAnsi="Arial" w:cs="Arial"/>
+          <w:sz w:val="24"/>
+          <w:szCs w:val="24"/>
+          <w:lang w:val="en-US"/>
+        </w:rPr>
+        <w:t>equipo</w:t>
+      </w:r>
+      <w:proofErr w:type="spellEnd"/>
+      <w:r>
+        <w:rPr>
+          <w:rFonts w:ascii="Arial" w:hAnsi="Arial" w:cs="Arial"/>
+          <w:sz w:val="24"/>
+          <w:szCs w:val="24"/>
+          <w:lang w:val="en-US"/>
+        </w:rPr>
+        <w:t>["hostname"])</w:t>
+      </w:r>
+    </w:p>
+    <w:p>
+      <w:pPr>
+        <w:rPr>
+          <w:rFonts w:ascii="Arial" w:hAnsi="Arial" w:cs="Arial"/>
+          <w:sz w:val="24"/>
+          <w:szCs w:val="24"/>
+          <w:lang w:val="en-US"/>
+        </w:rPr>
+      </w:pPr>
+    </w:p>
+    <w:p>
+      <w:pPr>
+        <w:rPr>
+          <w:rFonts w:ascii="Arial" w:hAnsi="Arial" w:cs="Arial"/>
+          <w:sz w:val="24"/>
+          <w:szCs w:val="24"/>
+          <w:lang w:val="en-US"/>
+        </w:rPr>
+      </w:pPr>
+      <w:r>
+        <w:rPr>
+          <w:rFonts w:ascii="Arial" w:hAnsi="Arial" w:cs="Arial"/>
+          <w:sz w:val="24"/>
+          <w:szCs w:val="24"/>
+          <w:lang w:val="en-US"/>
+        </w:rPr>
+        <w:t xml:space="preserve">#imprimir </w:t>
+      </w:r>
+      <w:proofErr w:type="spellStart"/>
+      <w:r>
+        <w:rPr>
+          <w:rFonts w:ascii="Arial" w:hAnsi="Arial" w:cs="Arial"/>
+          <w:sz w:val="24"/>
+          <w:szCs w:val="24"/>
+          <w:lang w:val="en-US"/>
+        </w:rPr>
+        <w:t>todas</w:t>
+      </w:r>
+      <w:proofErr w:type="spellEnd"/>
+      <w:r>
+        <w:rPr>
+          <w:rFonts w:ascii="Arial" w:hAnsi="Arial" w:cs="Arial"/>
+          <w:sz w:val="24"/>
+          <w:szCs w:val="24"/>
+          <w:lang w:val="en-US"/>
+        </w:rPr>
+        <w:t xml:space="preserve"> las IPS</w:t>
+      </w:r>
+    </w:p>
+    <w:p>
+      <w:pPr>
+        <w:rPr>
+          <w:rFonts w:ascii="Arial" w:hAnsi="Arial" w:cs="Arial"/>
+          <w:sz w:val="24"/>
+          <w:szCs w:val="24"/>
+          <w:lang w:val="en-US"/>
+        </w:rPr>
+      </w:pPr>
+      <w:r>
+        <w:rPr>
+          <w:rFonts w:ascii="Arial" w:hAnsi="Arial" w:cs="Arial"/>
+          <w:sz w:val="24"/>
+          <w:szCs w:val="24"/>
+          <w:lang w:val="en-US"/>
+        </w:rPr>
+        <w:t>print("</w:t>
+      </w:r>
+      <w:proofErr w:type="spellStart"/>
+      <w:r>
+        <w:rPr>
+          <w:rFonts w:ascii="Arial" w:hAnsi="Arial" w:cs="Arial"/>
+          <w:sz w:val="24"/>
+          <w:szCs w:val="24"/>
+          <w:lang w:val="en-US"/>
+        </w:rPr>
+        <w:t>ip</w:t>
+      </w:r>
+      <w:proofErr w:type="spellEnd"/>
+      <w:r>
+        <w:rPr>
+          <w:rFonts w:ascii="Arial" w:hAnsi="Arial" w:cs="Arial"/>
+          <w:sz w:val="24"/>
+          <w:szCs w:val="24"/>
+          <w:lang w:val="en-US"/>
+        </w:rPr>
+        <w:t>:")</w:t>
+      </w:r>
+    </w:p>
+    <w:p>
+      <w:pPr>
+        <w:rPr>
+          <w:rFonts w:ascii="Arial" w:hAnsi="Arial" w:cs="Arial"/>
+          <w:sz w:val="24"/>
+          <w:szCs w:val="24"/>
+          <w:lang w:val="en-US"/>
+        </w:rPr>
+      </w:pPr>
+      <w:r>
+        <w:rPr>
+          <w:rFonts w:ascii="Arial" w:hAnsi="Arial" w:cs="Arial"/>
+          <w:sz w:val="24"/>
+          <w:szCs w:val="24"/>
+          <w:lang w:val="en-US"/>
+        </w:rPr>
+        <w:t xml:space="preserve">for I in </w:t>
+      </w:r>
+      <w:proofErr w:type="spellStart"/>
+      <w:r>
+        <w:rPr>
+          <w:rFonts w:ascii="Arial" w:hAnsi="Arial" w:cs="Arial"/>
+          <w:sz w:val="24"/>
+          <w:szCs w:val="24"/>
+          <w:lang w:val="en-US"/>
+        </w:rPr>
+        <w:t>inventario</w:t>
+      </w:r>
+      <w:proofErr w:type="spellEnd"/>
+      <w:r>
+        <w:rPr>
+          <w:rFonts w:ascii="Arial" w:hAnsi="Arial" w:cs="Arial"/>
+          <w:sz w:val="24"/>
+          <w:szCs w:val="24"/>
+          <w:lang w:val="en-US"/>
+        </w:rPr>
+        <w:t>:</w:t>
+      </w:r>
+    </w:p>
+    <w:p>
+      <w:pPr>
+        <w:rPr>
+          <w:rFonts w:ascii="Arial" w:hAnsi="Arial" w:cs="Arial"/>
+          <w:sz w:val="24"/>
+          <w:szCs w:val="24"/>
+        </w:rPr>
+      </w:pPr>
+      <w:r>
+        <w:rPr>
+          <w:rFonts w:ascii="Arial" w:hAnsi="Arial" w:cs="Arial"/>
+          <w:sz w:val="24"/>
+          <w:szCs w:val="24"/>
+          <w:lang w:val="en-US"/>
+        </w:rPr>
+        <w:tab/>
+      </w:r>
+      <w:proofErr w:type="spellStart"/>
+      <w:r>
+        <w:rPr>
+          <w:rFonts w:ascii="Arial" w:hAnsi="Arial" w:cs="Arial"/>
+          <w:sz w:val="24"/>
+          <w:szCs w:val="24"/>
+        </w:rPr>
+        <w:t>print</w:t>
+      </w:r>
+      <w:proofErr w:type="spellEnd"/>
+      <w:r>
+        <w:rPr>
+          <w:rFonts w:ascii="Arial" w:hAnsi="Arial" w:cs="Arial"/>
+          <w:sz w:val="24"/>
+          <w:szCs w:val="24"/>
+        </w:rPr>
+        <w:t>(I["</w:t>
+      </w:r>
+      <w:proofErr w:type="spellStart"/>
+      <w:r>
+        <w:rPr>
+          <w:rFonts w:ascii="Arial" w:hAnsi="Arial" w:cs="Arial"/>
+          <w:sz w:val="24"/>
+          <w:szCs w:val="24"/>
+        </w:rPr>
+        <w:t>ip</w:t>
+      </w:r>
+      <w:proofErr w:type="spellEnd"/>
+      <w:r>
+        <w:rPr>
+          <w:rFonts w:ascii="Arial" w:hAnsi="Arial" w:cs="Arial"/>
+          <w:sz w:val="24"/>
+          <w:szCs w:val="24"/>
+        </w:rPr>
+        <w:t>"])</w:t>
+      </w:r>
+    </w:p>
+    <w:p>
+      <w:pPr>
+        <w:rPr>
+          <w:rFonts w:ascii="Arial" w:hAnsi="Arial" w:cs="Arial"/>
+          <w:sz w:val="24"/>
+          <w:szCs w:val="24"/>
+        </w:rPr>
+      </w:pPr>
+    </w:p>
+    <w:p>
+      <w:pPr>
+        <w:rPr>
+          <w:rFonts w:ascii="Arial" w:hAnsi="Arial" w:cs="Arial"/>
+          <w:sz w:val="24"/>
+          <w:szCs w:val="24"/>
+        </w:rPr>
+      </w:pPr>
+      <w:r>
+        <w:rPr>
+          <w:rFonts w:ascii="Arial" w:hAnsi="Arial" w:cs="Arial"/>
+          <w:sz w:val="24"/>
+          <w:szCs w:val="24"/>
+        </w:rPr>
+        <w:t xml:space="preserve">#imprimir todos los </w:t>
+      </w:r>
+      <w:proofErr w:type="gramStart"/>
+      <w:r>
+        <w:rPr>
+          <w:rFonts w:ascii="Arial" w:hAnsi="Arial" w:cs="Arial"/>
+          <w:sz w:val="24"/>
+          <w:szCs w:val="24"/>
+        </w:rPr>
+        <w:t xml:space="preserve">que  </w:t>
+      </w:r>
+      <w:proofErr w:type="spellStart"/>
+      <w:r>
+        <w:rPr>
+          <w:rFonts w:ascii="Arial" w:hAnsi="Arial" w:cs="Arial"/>
+          <w:sz w:val="24"/>
+          <w:szCs w:val="24"/>
+        </w:rPr>
+        <w:t>esten</w:t>
+      </w:r>
+      <w:proofErr w:type="spellEnd"/>
+      <w:proofErr w:type="gramEnd"/>
+      <w:r>
+        <w:rPr>
+          <w:rFonts w:ascii="Arial" w:hAnsi="Arial" w:cs="Arial"/>
+          <w:sz w:val="24"/>
+          <w:szCs w:val="24"/>
+        </w:rPr>
+        <w:t xml:space="preserve"> en </w:t>
+      </w:r>
+      <w:proofErr w:type="spellStart"/>
+      <w:r>
+        <w:rPr>
+          <w:rFonts w:ascii="Arial" w:hAnsi="Arial" w:cs="Arial"/>
+          <w:sz w:val="24"/>
+          <w:szCs w:val="24"/>
+        </w:rPr>
+        <w:t>down</w:t>
+      </w:r>
+      <w:proofErr w:type="spellEnd"/>
+    </w:p>
+    <w:p>
+      <w:pPr>
+        <w:rPr>
+          <w:rFonts w:ascii="Arial" w:hAnsi="Arial" w:cs="Arial"/>
+          <w:sz w:val="24"/>
+          <w:szCs w:val="24"/>
+          <w:lang w:val="en-US"/>
+        </w:rPr>
+      </w:pPr>
+      <w:r>
+        <w:rPr>
+          <w:rFonts w:ascii="Arial" w:hAnsi="Arial" w:cs="Arial"/>
+          <w:sz w:val="24"/>
+          <w:szCs w:val="24"/>
+          <w:lang w:val="en-US"/>
+        </w:rPr>
+        <w:t>print("status:")</w:t>
+      </w:r>
+    </w:p>
+    <w:p>
+      <w:pPr>
+        <w:rPr>
+          <w:rFonts w:ascii="Arial" w:hAnsi="Arial" w:cs="Arial"/>
+          <w:sz w:val="24"/>
+          <w:szCs w:val="24"/>
+          <w:lang w:val="en-US"/>
+        </w:rPr>
+      </w:pPr>
+      <w:r>
+        <w:rPr>
+          <w:rFonts w:ascii="Arial" w:hAnsi="Arial" w:cs="Arial"/>
+          <w:sz w:val="24"/>
+          <w:szCs w:val="24"/>
+          <w:lang w:val="en-US"/>
+        </w:rPr>
+        <w:t xml:space="preserve">for D in </w:t>
+      </w:r>
+      <w:proofErr w:type="spellStart"/>
+      <w:r>
+        <w:rPr>
+          <w:rFonts w:ascii="Arial" w:hAnsi="Arial" w:cs="Arial"/>
+          <w:sz w:val="24"/>
+          <w:szCs w:val="24"/>
+          <w:lang w:val="en-US"/>
+        </w:rPr>
+        <w:t>inventario</w:t>
+      </w:r>
+      <w:proofErr w:type="spellEnd"/>
+      <w:r>
+        <w:rPr>
+          <w:rFonts w:ascii="Arial" w:hAnsi="Arial" w:cs="Arial"/>
+          <w:sz w:val="24"/>
+          <w:szCs w:val="24"/>
+          <w:lang w:val="en-US"/>
+        </w:rPr>
+        <w:t>:</w:t>
+      </w:r>
+    </w:p>
+    <w:p>
+      <w:pPr>
+        <w:rPr>
+          <w:rFonts w:ascii="Arial" w:hAnsi="Arial" w:cs="Arial"/>
+          <w:sz w:val="24"/>
+          <w:szCs w:val="24"/>
+        </w:rPr>
+      </w:pPr>
+      <w:r>
+        <w:rPr>
+          <w:rFonts w:ascii="Arial" w:hAnsi="Arial" w:cs="Arial"/>
+          <w:sz w:val="24"/>
+          <w:szCs w:val="24"/>
+          <w:lang w:val="en-US"/>
+        </w:rPr>
+        <w:tab/>
+      </w:r>
+      <w:proofErr w:type="spellStart"/>
+      <w:r>
+        <w:rPr>
+          <w:rFonts w:ascii="Arial" w:hAnsi="Arial" w:cs="Arial"/>
+          <w:sz w:val="24"/>
+          <w:szCs w:val="24"/>
+        </w:rPr>
+        <w:t>print</w:t>
+      </w:r>
+      <w:proofErr w:type="spellEnd"/>
+      <w:r>
+        <w:rPr>
+          <w:rFonts w:ascii="Arial" w:hAnsi="Arial" w:cs="Arial"/>
+          <w:sz w:val="24"/>
+          <w:szCs w:val="24"/>
+        </w:rPr>
+        <w:t>(D["status"])</w:t>
+      </w:r>
+    </w:p>
+    <w:p>
+      <w:pPr>
+        <w:rPr>
+          <w:rFonts w:ascii="Arial" w:hAnsi="Arial" w:cs="Arial"/>
+          <w:sz w:val="24"/>
+          <w:szCs w:val="24"/>
+        </w:rPr>
+      </w:pPr>
+    </w:p>
+    <w:p>
+      <w:pPr>
+        <w:rPr>
+          <w:rFonts w:ascii="Arial" w:hAnsi="Arial" w:cs="Arial"/>
+          <w:sz w:val="24"/>
+          <w:szCs w:val="24"/>
+        </w:rPr>
+      </w:pPr>
+    </w:p>
+    <w:p>
+      <w:pPr>
+        <w:rPr>
+          <w:rFonts w:ascii="Arial" w:hAnsi="Arial" w:cs="Arial"/>
+          <w:sz w:val="24"/>
+          <w:szCs w:val="24"/>
+        </w:rPr>
+      </w:pPr>
+    </w:p>
+    <w:p>
+      <w:pPr>
+        <w:rPr>
+          <w:rFonts w:ascii="Arial" w:hAnsi="Arial" w:cs="Arial"/>
+          <w:sz w:val="24"/>
+          <w:szCs w:val="24"/>
+        </w:rPr>
+      </w:pPr>
+    </w:p>
+    <w:p>
+      <w:pPr>
+        <w:rPr>
+          <w:rFonts w:ascii="Arial" w:hAnsi="Arial" w:cs="Arial"/>
+          <w:sz w:val="24"/>
+          <w:szCs w:val="24"/>
+        </w:rPr>
+      </w:pPr>
+      <w:r>
+        <w:rPr>
+          <w:rFonts w:ascii="Arial" w:hAnsi="Arial" w:cs="Arial"/>
+          <w:sz w:val="24"/>
+          <w:szCs w:val="24"/>
+        </w:rPr>
+        <w:lastRenderedPageBreak/>
+        <w:t xml:space="preserve">Parte 2: Comparativa de Formatos (JSON vs. XML) En redes modernas, REST </w:t>
+      </w:r>
+      <w:proofErr w:type="spellStart"/>
+      <w:r>
+        <w:rPr>
+          <w:rFonts w:ascii="Arial" w:hAnsi="Arial" w:cs="Arial"/>
+          <w:sz w:val="24"/>
+          <w:szCs w:val="24"/>
+        </w:rPr>
+        <w:t>APIs</w:t>
+      </w:r>
+      <w:proofErr w:type="spellEnd"/>
+      <w:r>
+        <w:rPr>
+          <w:rFonts w:ascii="Arial" w:hAnsi="Arial" w:cs="Arial"/>
+          <w:sz w:val="24"/>
+          <w:szCs w:val="24"/>
+        </w:rPr>
+        <w:t xml:space="preserve"> suelen preferir JSON por ser más ligero, pero muchos sistemas heredados o protocolos como NETCONF utilizan XML. Observa cómo se estructuran los mismos datos en ambos formatos</w:t>
+      </w:r>
+    </w:p>
+    <w:p>
+      <w:pPr>
+        <w:rPr>
+          <w:rFonts w:ascii="Arial" w:hAnsi="Arial" w:cs="Arial"/>
+          <w:sz w:val="24"/>
+          <w:szCs w:val="24"/>
+        </w:rPr>
+      </w:pPr>
+    </w:p>
+    <w:tbl>
+      <w:tblPr>
+        <w:tblStyle w:val="Tablaconcuadrcula"/>
+        <w:tblW w:w="0" w:type="auto"/>
+        <w:tblLook w:val="04A0" w:firstRow="1" w:lastRow="0" w:firstColumn="1" w:lastColumn="0" w:noHBand="0" w:noVBand="1"/>
+      </w:tblPr>
+      <w:tblGrid>
+        <w:gridCol w:w="4414"/>
+        <w:gridCol w:w="4414"/>
+      </w:tblGrid>
+      <w:tr>
+        <w:tc>
+          <w:tcPr>
+            <w:tcW w:w="4414" w:type="dxa"/>
+          </w:tcPr>
+          <w:p>
+            <w:pPr>
+              <w:rPr>
+                <w:rFonts w:ascii="Arial" w:hAnsi="Arial" w:cs="Arial"/>
+                <w:sz w:val="24"/>
+                <w:szCs w:val="24"/>
+              </w:rPr>
+            </w:pPr>
+            <w:r>
+              <w:rPr>
+                <w:rFonts w:ascii="Arial" w:hAnsi="Arial" w:cs="Arial"/>
+                <w:sz w:val="24"/>
+                <w:szCs w:val="24"/>
+              </w:rPr>
+              <w:t>JSON</w:t>
+            </w:r>
+          </w:p>
+        </w:tc>
+        <w:tc>
+          <w:tcPr>
+            <w:tcW w:w="4414" w:type="dxa"/>
+          </w:tcPr>
+          <w:p>
+            <w:pPr>
+              <w:rPr>
+                <w:rFonts w:ascii="Arial" w:hAnsi="Arial" w:cs="Arial"/>
+                <w:sz w:val="24"/>
+                <w:szCs w:val="24"/>
+              </w:rPr>
+            </w:pPr>
+            <w:r>
+              <w:rPr>
+                <w:rFonts w:ascii="Arial" w:hAnsi="Arial" w:cs="Arial"/>
+                <w:sz w:val="24"/>
+                <w:szCs w:val="24"/>
+              </w:rPr>
+              <w:t>XML</w:t>
+            </w:r>
+          </w:p>
+        </w:tc>
+      </w:tr>
+      <w:tr>
+        <w:tc>
+          <w:tcPr>
+            <w:tcW w:w="4414" w:type="dxa"/>
+          </w:tcPr>
+          <w:p>
+            <w:pPr>
+              <w:rPr>
+                <w:rFonts w:ascii="Arial" w:hAnsi="Arial" w:cs="Arial"/>
+                <w:sz w:val="24"/>
+                <w:szCs w:val="24"/>
+              </w:rPr>
+            </w:pPr>
+            <w:r>
+              <w:rPr>
+                <w:rFonts w:ascii="Arial" w:hAnsi="Arial" w:cs="Arial"/>
+                <w:sz w:val="24"/>
+                <w:szCs w:val="24"/>
+              </w:rPr>
+              <w:t xml:space="preserve">Mas Ligero </w:t>
+            </w:r>
+            <w:r>
+              <w:rPr>
+                <w:rFonts w:ascii="Arial" w:hAnsi="Arial" w:cs="Arial"/>
+                <w:sz w:val="24"/>
+                <w:szCs w:val="24"/>
+              </w:rPr>
+              <w:br/>
+              <w:t>simple</w:t>
+            </w:r>
+          </w:p>
+          <w:p>
+            <w:pPr>
+              <w:rPr>
+                <w:rFonts w:ascii="Arial" w:hAnsi="Arial" w:cs="Arial"/>
+                <w:sz w:val="24"/>
+                <w:szCs w:val="24"/>
+              </w:rPr>
+            </w:pPr>
+            <w:r>
+              <w:rPr>
+                <w:rFonts w:ascii="Arial" w:hAnsi="Arial" w:cs="Arial"/>
+                <w:sz w:val="24"/>
+                <w:szCs w:val="24"/>
+              </w:rPr>
+              <w:t xml:space="preserve">Tipo de datos que son números, booleanos, arreglos nativos </w:t>
+            </w:r>
+          </w:p>
+          <w:p>
+            <w:pPr>
+              <w:rPr>
+                <w:rFonts w:ascii="Arial" w:hAnsi="Arial" w:cs="Arial"/>
+                <w:sz w:val="24"/>
+                <w:szCs w:val="24"/>
+              </w:rPr>
+            </w:pPr>
+            <w:r>
+              <w:rPr>
+                <w:rFonts w:ascii="Arial" w:hAnsi="Arial" w:cs="Arial"/>
+                <w:sz w:val="24"/>
+                <w:szCs w:val="24"/>
+              </w:rPr>
+              <w:t xml:space="preserve">El uso típico REST </w:t>
+            </w:r>
+            <w:proofErr w:type="spellStart"/>
+            <w:r>
+              <w:rPr>
+                <w:rFonts w:ascii="Arial" w:hAnsi="Arial" w:cs="Arial"/>
+                <w:sz w:val="24"/>
+                <w:szCs w:val="24"/>
+              </w:rPr>
+              <w:t>APIs</w:t>
+            </w:r>
+            <w:proofErr w:type="spellEnd"/>
+          </w:p>
+          <w:p>
+            <w:pPr>
+              <w:rPr>
+                <w:rFonts w:ascii="Arial" w:hAnsi="Arial" w:cs="Arial"/>
+                <w:sz w:val="24"/>
+                <w:szCs w:val="24"/>
+              </w:rPr>
+            </w:pPr>
+            <w:r>
+              <w:rPr>
+                <w:rFonts w:ascii="Arial" w:hAnsi="Arial" w:cs="Arial"/>
+                <w:sz w:val="24"/>
+                <w:szCs w:val="24"/>
+              </w:rPr>
+              <w:t xml:space="preserve">Y no soporta comentarios </w:t>
+            </w:r>
+          </w:p>
+        </w:tc>
+        <w:tc>
+          <w:tcPr>
+            <w:tcW w:w="4414" w:type="dxa"/>
+          </w:tcPr>
+          <w:p>
+            <w:pPr>
+              <w:rPr>
+                <w:rFonts w:ascii="Arial" w:hAnsi="Arial" w:cs="Arial"/>
+                <w:sz w:val="24"/>
+                <w:szCs w:val="24"/>
+              </w:rPr>
+            </w:pPr>
+            <w:r>
+              <w:rPr>
+                <w:rFonts w:ascii="Arial" w:hAnsi="Arial" w:cs="Arial"/>
+                <w:sz w:val="24"/>
+                <w:szCs w:val="24"/>
+              </w:rPr>
+              <w:t xml:space="preserve">Mas pesado </w:t>
+            </w:r>
+          </w:p>
+          <w:p>
+            <w:pPr>
+              <w:rPr>
+                <w:rFonts w:ascii="Arial" w:hAnsi="Arial" w:cs="Arial"/>
+                <w:sz w:val="24"/>
+                <w:szCs w:val="24"/>
+              </w:rPr>
+            </w:pPr>
+            <w:r>
+              <w:rPr>
+                <w:rFonts w:ascii="Arial" w:hAnsi="Arial" w:cs="Arial"/>
+                <w:sz w:val="24"/>
+                <w:szCs w:val="24"/>
+              </w:rPr>
+              <w:t xml:space="preserve">Mas estructurado y </w:t>
+            </w:r>
+            <w:proofErr w:type="spellStart"/>
+            <w:r>
+              <w:rPr>
+                <w:rFonts w:ascii="Arial" w:hAnsi="Arial" w:cs="Arial"/>
+                <w:sz w:val="24"/>
+                <w:szCs w:val="24"/>
+              </w:rPr>
+              <w:t>mas</w:t>
+            </w:r>
+            <w:proofErr w:type="spellEnd"/>
+            <w:r>
+              <w:rPr>
+                <w:rFonts w:ascii="Arial" w:hAnsi="Arial" w:cs="Arial"/>
+                <w:sz w:val="24"/>
+                <w:szCs w:val="24"/>
+              </w:rPr>
+              <w:t xml:space="preserve"> largo </w:t>
+            </w:r>
+          </w:p>
+          <w:p>
+            <w:pPr>
+              <w:rPr>
+                <w:rFonts w:ascii="Arial" w:hAnsi="Arial" w:cs="Arial"/>
+                <w:sz w:val="24"/>
+                <w:szCs w:val="24"/>
+              </w:rPr>
+            </w:pPr>
+            <w:r>
+              <w:rPr>
+                <w:rFonts w:ascii="Arial" w:hAnsi="Arial" w:cs="Arial"/>
+                <w:sz w:val="24"/>
+                <w:szCs w:val="24"/>
+              </w:rPr>
+              <w:t>Todo es texto, se define con esquemas (XSD)</w:t>
+            </w:r>
+          </w:p>
+          <w:p>
+            <w:pPr>
+              <w:rPr>
+                <w:rFonts w:ascii="Arial" w:hAnsi="Arial" w:cs="Arial"/>
+                <w:sz w:val="24"/>
+                <w:szCs w:val="24"/>
+              </w:rPr>
+            </w:pPr>
+            <w:r>
+              <w:rPr>
+                <w:rFonts w:ascii="Arial" w:hAnsi="Arial" w:cs="Arial"/>
+                <w:sz w:val="24"/>
+                <w:szCs w:val="24"/>
+              </w:rPr>
+              <w:t>NETCONF, SOAP, sistemas heredados</w:t>
+            </w:r>
+          </w:p>
+          <w:p>
+            <w:pPr>
+              <w:rPr>
+                <w:rFonts w:ascii="Arial" w:hAnsi="Arial" w:cs="Arial"/>
+                <w:sz w:val="24"/>
+                <w:szCs w:val="24"/>
+              </w:rPr>
+            </w:pPr>
+            <w:r>
+              <w:rPr>
+                <w:rFonts w:ascii="Arial" w:hAnsi="Arial" w:cs="Arial"/>
+                <w:sz w:val="24"/>
+                <w:szCs w:val="24"/>
+              </w:rPr>
+              <w:t xml:space="preserve">Y si soporta comentarios </w:t>
+            </w:r>
+          </w:p>
+        </w:tc>
+      </w:tr>
+    </w:tbl>
+    <w:p>
+      <w:pPr>
+        <w:rPr>
+          <w:rFonts w:ascii="Arial" w:hAnsi="Arial" w:cs="Arial"/>
+          <w:sz w:val="24"/>
+          <w:szCs w:val="24"/>
+        </w:rPr>
+      </w:pPr>
     </w:p>
     <w:p>
       <w:pPr>
@@ -1897,6 +3075,25 @@
       <w:szCs w:val="20"/>
     </w:rPr>
   </w:style>
+  <w:style w:type="table" w:styleId="Tablaconcuadrcula">
+    <w:name w:val="Table Grid"/>
+    <w:basedOn w:val="Tablanormal"/>
+    <w:uiPriority w:val="39"/>
+    <w:rsid w:val="003962AB"/>
+    <w:pPr>
+      <w:spacing w:after="0" w:line="240" w:lineRule="auto"/>
+    </w:pPr>
+    <w:tblPr>
+      <w:tblBorders>
+        <w:top w:val="single" w:sz="4" w:space="0" w:color="auto"/>
+        <w:left w:val="single" w:sz="4" w:space="0" w:color="auto"/>
+        <w:bottom w:val="single" w:sz="4" w:space="0" w:color="auto"/>
+        <w:right w:val="single" w:sz="4" w:space="0" w:color="auto"/>
+        <w:insideH w:val="single" w:sz="4" w:space="0" w:color="auto"/>
+        <w:insideV w:val="single" w:sz="4" w:space="0" w:color="auto"/>
+      </w:tblBorders>
+    </w:tblPr>
+  </w:style>
 </w:styles>
 </file>
 
